--- a/Web Designing Course/course outline/2nd 3rd Month Course Outline for Corvit Systems Peshawar.docx
+++ b/Web Designing Course/course outline/2nd 3rd Month Course Outline for Corvit Systems Peshawar.docx
@@ -541,28 +541,6 @@
           <w:sz w:val="24"/>
           <w:szCs w:val="24"/>
         </w:rPr>
-        <w:t>Callbacks (intro)</w:t>
-      </w:r>
-    </w:p>
-    <w:p>
-      <w:pPr>
-        <w:numPr>
-          <w:ilvl w:val="0"/>
-          <w:numId w:val="3"/>
-        </w:numPr>
-        <w:spacing w:before="100" w:beforeAutospacing="1" w:after="100" w:afterAutospacing="1" w:line="240" w:lineRule="auto"/>
-        <w:rPr>
-          <w:rFonts w:ascii="Times New Roman" w:eastAsia="Times New Roman" w:hAnsi="Times New Roman" w:cs="Times New Roman"/>
-          <w:sz w:val="24"/>
-          <w:szCs w:val="24"/>
-        </w:rPr>
-      </w:pPr>
-      <w:r>
-        <w:rPr>
-          <w:rFonts w:ascii="Times New Roman" w:eastAsia="Times New Roman" w:hAnsi="Times New Roman" w:cs="Times New Roman"/>
-          <w:sz w:val="24"/>
-          <w:szCs w:val="24"/>
-        </w:rPr>
         <w:t>Logic-building practice</w:t>
       </w:r>
     </w:p>
@@ -771,8 +749,6 @@
           <w:szCs w:val="24"/>
         </w:rPr>
       </w:pPr>
-      <w:bookmarkStart w:id="0" w:name="_GoBack"/>
-      <w:bookmarkEnd w:id="0"/>
     </w:p>
     <w:p>
       <w:pPr>
@@ -791,7 +767,18 @@
           <w:sz w:val="24"/>
           <w:szCs w:val="24"/>
         </w:rPr>
-        <w:t>Class 5: Asynchronous JavaScript (Intro)</w:t>
+        <w:t xml:space="preserve">Class 5: </w:t>
+      </w:r>
+      <w:bookmarkStart w:id="0" w:name="_GoBack"/>
+      <w:r>
+        <w:rPr>
+          <w:rFonts w:ascii="Times New Roman" w:eastAsia="Times New Roman" w:hAnsi="Times New Roman" w:cs="Times New Roman"/>
+          <w:b/>
+          <w:bCs/>
+          <w:sz w:val="24"/>
+          <w:szCs w:val="24"/>
+        </w:rPr>
+        <w:t>Asynchronous JavaScript (Intro)</w:t>
       </w:r>
     </w:p>
     <w:p>
@@ -813,7 +800,6 @@
           <w:sz w:val="24"/>
           <w:szCs w:val="24"/>
         </w:rPr>
-        <w:lastRenderedPageBreak/>
         <w:t>Synchronous vs asynchronous</w:t>
       </w:r>
     </w:p>
@@ -837,6 +823,7 @@
           <w:sz w:val="20"/>
           <w:szCs w:val="20"/>
         </w:rPr>
+        <w:lastRenderedPageBreak/>
         <w:t>setTimeout</w:t>
       </w:r>
       <w:proofErr w:type="spellEnd"/>
@@ -878,7 +865,25 @@
           <w:sz w:val="24"/>
           <w:szCs w:val="24"/>
         </w:rPr>
-        <w:t>Promise concept (simple)</w:t>
+        <w:t xml:space="preserve">Why </w:t>
+      </w:r>
+      <w:proofErr w:type="spellStart"/>
+      <w:r>
+        <w:rPr>
+          <w:rFonts w:ascii="Times New Roman" w:eastAsia="Times New Roman" w:hAnsi="Times New Roman" w:cs="Times New Roman"/>
+          <w:sz w:val="24"/>
+          <w:szCs w:val="24"/>
+        </w:rPr>
+        <w:t>async</w:t>
+      </w:r>
+      <w:proofErr w:type="spellEnd"/>
+      <w:r>
+        <w:rPr>
+          <w:rFonts w:ascii="Times New Roman" w:eastAsia="Times New Roman" w:hAnsi="Times New Roman" w:cs="Times New Roman"/>
+          <w:sz w:val="24"/>
+          <w:szCs w:val="24"/>
+        </w:rPr>
+        <w:t xml:space="preserve"> code is important</w:t>
       </w:r>
     </w:p>
     <w:p>
@@ -894,14 +899,6 @@
           <w:szCs w:val="24"/>
         </w:rPr>
       </w:pPr>
-      <w:r>
-        <w:rPr>
-          <w:rFonts w:ascii="Times New Roman" w:eastAsia="Times New Roman" w:hAnsi="Times New Roman" w:cs="Times New Roman"/>
-          <w:sz w:val="24"/>
-          <w:szCs w:val="24"/>
-        </w:rPr>
-        <w:t xml:space="preserve">Why </w:t>
-      </w:r>
       <w:proofErr w:type="spellStart"/>
       <w:r>
         <w:rPr>
@@ -909,7 +906,7 @@
           <w:sz w:val="24"/>
           <w:szCs w:val="24"/>
         </w:rPr>
-        <w:t>async</w:t>
+        <w:t>Async</w:t>
       </w:r>
       <w:proofErr w:type="spellEnd"/>
       <w:r>
@@ -918,8 +915,9 @@
           <w:sz w:val="24"/>
           <w:szCs w:val="24"/>
         </w:rPr>
-        <w:t xml:space="preserve"> code is important</w:t>
-      </w:r>
+        <w:t xml:space="preserve"> await</w:t>
+      </w:r>
+      <w:bookmarkEnd w:id="0"/>
     </w:p>
     <w:p>
       <w:pPr>
@@ -937,7 +935,7 @@
           <w:szCs w:val="24"/>
         </w:rPr>
         <w:pict>
-          <v:rect id="_x0000_i1070" style="width:0;height:1.5pt" o:hralign="center" o:hrstd="t" o:hr="t" fillcolor="#a0a0a0" stroked="f"/>
+          <v:rect id="_x0000_i1026" style="width:0;height:1.5pt" o:hralign="center" o:hrstd="t" o:hr="t" fillcolor="#a0a0a0" stroked="f"/>
         </w:pict>
       </w:r>
     </w:p>
@@ -1504,7 +1502,7 @@
           <w:sz w:val="24"/>
           <w:szCs w:val="24"/>
         </w:rPr>
-        <w:t>Class 10: Hooks (Basic to Intermediate)</w:t>
+        <w:t xml:space="preserve">Class 10: Hooks </w:t>
       </w:r>
     </w:p>
     <w:p>
@@ -1604,27 +1602,27 @@
           <w:sz w:val="24"/>
           <w:szCs w:val="24"/>
         </w:rPr>
+        <w:t>Data fetching concept</w:t>
+      </w:r>
+    </w:p>
+    <w:p>
+      <w:pPr>
+        <w:spacing w:after="0" w:line="240" w:lineRule="auto"/>
+        <w:rPr>
+          <w:rFonts w:ascii="Times New Roman" w:eastAsia="Times New Roman" w:hAnsi="Times New Roman" w:cs="Times New Roman"/>
+          <w:sz w:val="24"/>
+          <w:szCs w:val="24"/>
+        </w:rPr>
+      </w:pPr>
+      <w:r>
+        <w:rPr>
+          <w:rFonts w:ascii="Times New Roman" w:eastAsia="Times New Roman" w:hAnsi="Times New Roman" w:cs="Times New Roman"/>
+          <w:sz w:val="24"/>
+          <w:szCs w:val="24"/>
+        </w:rPr>
         <w:lastRenderedPageBreak/>
-        <w:t>Data fetching concept</w:t>
-      </w:r>
-    </w:p>
-    <w:p>
-      <w:pPr>
-        <w:spacing w:after="0" w:line="240" w:lineRule="auto"/>
-        <w:rPr>
-          <w:rFonts w:ascii="Times New Roman" w:eastAsia="Times New Roman" w:hAnsi="Times New Roman" w:cs="Times New Roman"/>
-          <w:sz w:val="24"/>
-          <w:szCs w:val="24"/>
-        </w:rPr>
-      </w:pPr>
-      <w:r>
-        <w:rPr>
-          <w:rFonts w:ascii="Times New Roman" w:eastAsia="Times New Roman" w:hAnsi="Times New Roman" w:cs="Times New Roman"/>
-          <w:sz w:val="24"/>
-          <w:szCs w:val="24"/>
-        </w:rPr>
         <w:pict>
-          <v:rect id="_x0000_i1071" style="width:0;height:1.5pt" o:hralign="center" o:hrstd="t" o:hr="t" fillcolor="#a0a0a0" stroked="f"/>
+          <v:rect id="_x0000_i1027" style="width:0;height:1.5pt" o:hralign="center" o:hrstd="t" o:hr="t" fillcolor="#a0a0a0" stroked="f"/>
         </w:pict>
       </w:r>
     </w:p>
@@ -2227,7 +2225,7 @@
           <w:szCs w:val="24"/>
         </w:rPr>
         <w:pict>
-          <v:rect id="_x0000_i1072" style="width:0;height:1.5pt" o:hralign="center" o:hrstd="t" o:hr="t" fillcolor="#a0a0a0" stroked="f"/>
+          <v:rect id="_x0000_i1028" style="width:0;height:1.5pt" o:hralign="center" o:hrstd="t" o:hr="t" fillcolor="#a0a0a0" stroked="f"/>
         </w:pict>
       </w:r>
     </w:p>
@@ -2284,7 +2282,6 @@
           <w:sz w:val="27"/>
           <w:szCs w:val="27"/>
         </w:rPr>
-        <w:lastRenderedPageBreak/>
         <w:t>🔸</w:t>
       </w:r>
       <w:r>
@@ -2315,6 +2312,7 @@
           <w:sz w:val="24"/>
           <w:szCs w:val="24"/>
         </w:rPr>
+        <w:lastRenderedPageBreak/>
         <w:t>Class 16: Backend Basics &amp; Node.js</w:t>
       </w:r>
     </w:p>
